--- a/ap-revision/C13 期末复习清单.docx
+++ b/ap-revision/C13 期末复习清单.docx
@@ -72,6 +72,7 @@
         <w:t>Use volumetric flask (not beaker) for accurate final volume</w:t>
       </w:r>
     </w:p>
+    <w:p/>
     <w:p>
       <w:pPr>
         <w:spacing w:after="40" w:before="80" w:line="240" w:lineRule="auto"/>
@@ -293,6 +294,7 @@
         <w:t>Rinsing conical flask with water does NOT affect the result (moles of analyte unchanged)</w:t>
       </w:r>
     </w:p>
+    <w:p/>
     <w:p>
       <w:pPr>
         <w:spacing w:after="40" w:before="80" w:line="240" w:lineRule="auto"/>
@@ -306,10 +308,7 @@
           <w:b w:val="0"/>
           <w:sz w:val="22"/>
         </w:rPr>
-        <w:t>1. In a titration, the buret tip contains an air bubble before titration that is expelled during titration. The calculated [analyte] will be:</w:t>
-      </w:r>
-      <w:r>
-        <w:tab/>
+        <w:t>1.</w:t>
       </w:r>
       <w:r>
         <w:rPr>
@@ -317,7 +316,23 @@
           <w:b w:val="0"/>
           <w:sz w:val="22"/>
         </w:rPr>
-        <w:t>（   ）</w:t>
+        <w:t xml:space="preserve"> In a titration, the buret tip contains an air bubble before titration that is expelled during titration.</w:t>
+      </w:r>
+    </w:p>
+    <w:p>
+      <w:pPr>
+        <w:spacing w:after="40" w:before="80" w:line="240" w:lineRule="auto"/>
+        <w:tabs>
+          <w:tab w:val="right" w:pos="9072"/>
+        </w:tabs>
+      </w:pPr>
+      <w:r>
+        <w:rPr>
+          <w:rFonts w:ascii="Arial" w:hAnsi="Arial" w:eastAsia="Arial"/>
+          <w:b w:val="0"/>
+          <w:sz w:val="22"/>
+        </w:rPr>
+        <w:t>The calculated [analyte] will be:	（   ）</w:t>
       </w:r>
     </w:p>
     <w:p>
@@ -474,10 +489,7 @@
           <w:b w:val="0"/>
           <w:sz w:val="22"/>
         </w:rPr>
-        <w:t>3. The buret is rinsed with distilled water but NOT rinsed with the titrant before filling. The calculated [analyte] will be:</w:t>
-      </w:r>
-      <w:r>
-        <w:tab/>
+        <w:t>3.</w:t>
       </w:r>
       <w:r>
         <w:rPr>
@@ -485,7 +497,23 @@
           <w:b w:val="0"/>
           <w:sz w:val="22"/>
         </w:rPr>
-        <w:t>（   ）</w:t>
+        <w:t xml:space="preserve"> The buret is rinsed with distilled water but NOT rinsed with the titrant before filling.</w:t>
+      </w:r>
+    </w:p>
+    <w:p>
+      <w:pPr>
+        <w:spacing w:after="40" w:before="80" w:line="240" w:lineRule="auto"/>
+        <w:tabs>
+          <w:tab w:val="right" w:pos="9072"/>
+        </w:tabs>
+      </w:pPr>
+      <w:r>
+        <w:rPr>
+          <w:rFonts w:ascii="Arial" w:hAnsi="Arial" w:eastAsia="Arial"/>
+          <w:b w:val="0"/>
+          <w:sz w:val="22"/>
+        </w:rPr>
+        <w:t>The calculated [analyte] will be:	（   ）</w:t>
       </w:r>
     </w:p>
     <w:p>
@@ -555,7 +583,7 @@
           <w:b w:val="0"/>
           <w:sz w:val="22"/>
         </w:rPr>
-        <w:t>4. 25.0 mL H2SO4 titrated with 0.100 M NaOH. 32.5 mL NaOH required. 2NaOH + H2SO4 → Na2SO4 + 2H2O.</w:t>
+        <w:t>4. 25.0 mL H₂SO₄ titrated with 0.100 M NaOH. 32.5 mL NaOH required. 2NaOH + H₂SO₄ → Na₂SO₄ + 2H₂O.</w:t>
       </w:r>
     </w:p>
     <w:p>
@@ -571,7 +599,7 @@
           <w:b w:val="0"/>
           <w:sz w:val="22"/>
         </w:rPr>
-        <w:t>(a) Calculate [H2SO4].</w:t>
+        <w:t>(a) Calculate [H₂SO₄].</w:t>
       </w:r>
       <w:r>
         <w:tab/>
@@ -672,6 +700,396 @@
           <w:b/>
           <w:sz w:val="22"/>
         </w:rPr>
+        <w:t>滴定实验步骤 (Titration Procedure): (1) rinse buret with titrant, fill, remove air bubble; (2) pipet known volume of analyte into conical flask; (3) add 2-3 drops of indicator; (4) add titrant slowly while swirling flask; (5) near endpoint, add dropwise; (6) record final buret reading at color change</w:t>
+      </w:r>
+    </w:p>
+    <w:p>
+      <w:r>
+        <w:drawing>
+          <wp:inline xmlns:a="http://schemas.openxmlformats.org/drawingml/2006/main" xmlns:pic="http://schemas.openxmlformats.org/drawingml/2006/picture">
+            <wp:extent cx="3780000" cy="3467603"/>
+            <wp:docPr id="2" name="Picture 2"/>
+            <wp:cNvGraphicFramePr>
+              <a:graphicFrameLocks noChangeAspect="1"/>
+            </wp:cNvGraphicFramePr>
+            <a:graphic>
+              <a:graphicData uri="http://schemas.openxmlformats.org/drawingml/2006/picture">
+                <pic:pic>
+                  <pic:nvPicPr>
+                    <pic:cNvPr id="0" name="f_c13_02.png"/>
+                    <pic:cNvPicPr/>
+                  </pic:nvPicPr>
+                  <pic:blipFill>
+                    <a:blip r:embed="rId10"/>
+                    <a:stretch>
+                      <a:fillRect/>
+                    </a:stretch>
+                  </pic:blipFill>
+                  <pic:spPr>
+                    <a:xfrm>
+                      <a:off x="0" y="0"/>
+                      <a:ext cx="3780000" cy="3467603"/>
+                    </a:xfrm>
+                    <a:prstGeom prst="rect"/>
+                  </pic:spPr>
+                </pic:pic>
+              </a:graphicData>
+            </a:graphic>
+          </wp:inline>
+        </w:drawing>
+      </w:r>
+    </w:p>
+    <w:p>
+      <w:pPr>
+        <w:spacing w:before="20" w:after="120"/>
+      </w:pPr>
+      <w:r>
+        <w:rPr>
+          <w:rFonts w:ascii="霞鹜文楷 Medium" w:hAnsi="霞鹜文楷 Medium" w:eastAsia="霞鹜文楷 Medium"/>
+          <w:b/>
+          <w:sz w:val="18"/>
+        </w:rPr>
+        <w:t>图 C₁3-2：滴定操作装置示意图（对应第 2 考点）</w:t>
+      </w:r>
+    </w:p>
+    <w:p>
+      <w:pPr>
+        <w:spacing w:after="60" w:before="60" w:line="240" w:lineRule="auto"/>
+      </w:pPr>
+      <w:r>
+        <w:rPr>
+          <w:rFonts w:ascii="霞鹜文楷 Medium" w:hAnsi="霞鹜文楷 Medium" w:eastAsia="霞鹜文楷 Medium"/>
+          <w:b/>
+          <w:sz w:val="22"/>
+        </w:rPr>
+        <w:t>Equivalence point: stoichiometrically equivalent amounts of acid and base have reacted (calculated from moles)</w:t>
+      </w:r>
+    </w:p>
+    <w:p>
+      <w:pPr>
+        <w:spacing w:after="60" w:before="60" w:line="240" w:lineRule="auto"/>
+      </w:pPr>
+      <w:r>
+        <w:rPr>
+          <w:rFonts w:ascii="霞鹜文楷 Medium" w:hAnsi="霞鹜文楷 Medium" w:eastAsia="霞鹜文楷 Medium"/>
+          <w:b/>
+          <w:sz w:val="22"/>
+        </w:rPr>
+        <w:t>Endpoint: observable color change of indicator; should be close to equivalence point</w:t>
+      </w:r>
+    </w:p>
+    <w:p>
+      <w:pPr>
+        <w:spacing w:after="60" w:before="60" w:line="240" w:lineRule="auto"/>
+      </w:pPr>
+      <w:r>
+        <w:rPr>
+          <w:rFonts w:ascii="霞鹜文楷 Medium" w:hAnsi="霞鹜文楷 Medium" w:eastAsia="霞鹜文楷 Medium"/>
+          <w:b/>
+          <w:sz w:val="22"/>
+        </w:rPr>
+        <w:t>Indicator selection: phenolphthalein (pH 8.2-10, strong acid-strong base/weak acid-strong base); methyl orange (pH 3.1-4.4, strong acid-weak base); bromothymol blue (pH 6.0-7.6, near-neutral)</w:t>
+      </w:r>
+    </w:p>
+    <w:p>
+      <w:pPr>
+        <w:spacing w:after="60" w:before="60" w:line="240" w:lineRule="auto"/>
+      </w:pPr>
+      <w:r>
+        <w:rPr>
+          <w:rFonts w:ascii="霞鹜文楷 Medium" w:hAnsi="霞鹜文楷 Medium" w:eastAsia="霞鹜文楷 Medium"/>
+          <w:b/>
+          <w:sz w:val="22"/>
+        </w:rPr>
+        <w:t>Redox titration: uses redox reaction (e.g. KMnO₄ titration — MnO₄⁻ is self-indicating, purple → colorless at endpoint)</w:t>
+      </w:r>
+    </w:p>
+    <w:p>
+      <w:pPr>
+        <w:spacing w:after="60" w:before="60" w:line="240" w:lineRule="auto"/>
+      </w:pPr>
+      <w:r>
+        <w:rPr>
+          <w:rFonts w:ascii="霞鹜文楷 Medium" w:hAnsi="霞鹜文楷 Medium" w:eastAsia="霞鹜文楷 Medium"/>
+          <w:b/>
+          <w:sz w:val="22"/>
+        </w:rPr>
+        <w:t>Titration curve: pH vs volume of titrant added; strong acid-strong base → curve is steep near equivalence at pH 7</w:t>
+      </w:r>
+    </w:p>
+    <w:p>
+      <w:r>
+        <w:drawing>
+          <wp:inline xmlns:a="http://schemas.openxmlformats.org/drawingml/2006/main" xmlns:pic="http://schemas.openxmlformats.org/drawingml/2006/picture">
+            <wp:extent cx="3780000" cy="2510079"/>
+            <wp:docPr id="1" name="Picture 1"/>
+            <wp:cNvGraphicFramePr>
+              <a:graphicFrameLocks noChangeAspect="1"/>
+            </wp:cNvGraphicFramePr>
+            <a:graphic>
+              <a:graphicData uri="http://schemas.openxmlformats.org/drawingml/2006/picture">
+                <pic:pic>
+                  <pic:nvPicPr>
+                    <pic:cNvPr id="0" name="f_c13_01.png"/>
+                    <pic:cNvPicPr/>
+                  </pic:nvPicPr>
+                  <pic:blipFill>
+                    <a:blip r:embed="rId9"/>
+                    <a:stretch>
+                      <a:fillRect/>
+                    </a:stretch>
+                  </pic:blipFill>
+                  <pic:spPr>
+                    <a:xfrm>
+                      <a:off x="0" y="0"/>
+                      <a:ext cx="3780000" cy="2510079"/>
+                    </a:xfrm>
+                    <a:prstGeom prst="rect"/>
+                  </pic:spPr>
+                </pic:pic>
+              </a:graphicData>
+            </a:graphic>
+          </wp:inline>
+        </w:drawing>
+      </w:r>
+    </w:p>
+    <w:p>
+      <w:pPr>
+        <w:spacing w:before="20" w:after="120"/>
+      </w:pPr>
+      <w:r>
+        <w:rPr>
+          <w:rFonts w:ascii="霞鹜文楷 Medium" w:hAnsi="霞鹜文楷 Medium" w:eastAsia="霞鹜文楷 Medium"/>
+          <w:b/>
+          <w:sz w:val="18"/>
+        </w:rPr>
+        <w:t>图 C₁3-1：强酸-强碱滴定曲线（对应第 2 考点）</w:t>
+      </w:r>
+    </w:p>
+    <w:p/>
+    <w:p>
+      <w:pPr>
+        <w:spacing w:after="40" w:before="80" w:line="240" w:lineRule="auto"/>
+        <w:tabs>
+          <w:tab w:val="right" w:pos="9072"/>
+        </w:tabs>
+      </w:pPr>
+      <w:r>
+        <w:rPr>
+          <w:rFonts w:ascii="Arial" w:hAnsi="Arial" w:eastAsia="Arial"/>
+          <w:b w:val="0"/>
+          <w:sz w:val="22"/>
+        </w:rPr>
+        <w:t>4.</w:t>
+      </w:r>
+      <w:r>
+        <w:rPr>
+          <w:rFonts w:ascii="Arial" w:hAnsi="Arial" w:eastAsia="Arial"/>
+          <w:b w:val="0"/>
+          <w:sz w:val="22"/>
+        </w:rPr>
+        <w:t xml:space="preserve"> In a redox titration, 25.0 mL of Fe²⁺ solution is titrated with 0.0200 M KMnO₄.</w:t>
+      </w:r>
+    </w:p>
+    <w:p>
+      <w:pPr>
+        <w:spacing w:after="40" w:before="80" w:line="240" w:lineRule="auto"/>
+        <w:tabs>
+          <w:tab w:val="right" w:pos="9072"/>
+        </w:tabs>
+      </w:pPr>
+      <w:r>
+        <w:rPr>
+          <w:rFonts w:ascii="Arial" w:hAnsi="Arial" w:eastAsia="Arial"/>
+          <w:b w:val="0"/>
+          <w:sz w:val="22"/>
+        </w:rPr>
+        <w:t>The balanced equation is:</w:t>
+      </w:r>
+    </w:p>
+    <w:p>
+      <w:pPr>
+        <w:spacing w:after="40" w:before="80" w:line="240" w:lineRule="auto"/>
+        <w:tabs>
+          <w:tab w:val="right" w:pos="9072"/>
+        </w:tabs>
+      </w:pPr>
+      <w:r>
+        <w:rPr>
+          <w:rFonts w:ascii="Arial" w:hAnsi="Arial" w:eastAsia="Arial"/>
+          <w:b w:val="0"/>
+          <w:sz w:val="22"/>
+        </w:rPr>
+        <w:t>MnO₄⁻ + 5Fe²⁺ + 8H⁺ → Mn²⁺ + 5Fe³⁺ + 4H₂O.</w:t>
+      </w:r>
+    </w:p>
+    <w:p>
+      <w:pPr>
+        <w:spacing w:after="40" w:before="80" w:line="240" w:lineRule="auto"/>
+        <w:tabs>
+          <w:tab w:val="right" w:pos="9072"/>
+        </w:tabs>
+      </w:pPr>
+      <w:r>
+        <w:rPr>
+          <w:rFonts w:ascii="Arial" w:hAnsi="Arial" w:eastAsia="Arial"/>
+          <w:b w:val="0"/>
+          <w:sz w:val="22"/>
+        </w:rPr>
+        <w:t>If 22.5 mL of KMnO₄ is required, what is [Fe²⁺]?	（   ）</w:t>
+      </w:r>
+    </w:p>
+    <w:p>
+      <w:pPr>
+        <w:spacing w:after="20" w:before="0" w:line="240" w:lineRule="auto"/>
+      </w:pPr>
+      <w:r>
+        <w:rPr>
+          <w:rFonts w:ascii="Arial" w:hAnsi="Arial" w:eastAsia="Arial"/>
+          <w:b w:val="0"/>
+          <w:sz w:val="22"/>
+        </w:rPr>
+        <w:t>A  0.0180 M</w:t>
+      </w:r>
+    </w:p>
+    <w:p>
+      <w:pPr>
+        <w:spacing w:after="20" w:before="0" w:line="240" w:lineRule="auto"/>
+      </w:pPr>
+      <w:r>
+        <w:rPr>
+          <w:rFonts w:ascii="Arial" w:hAnsi="Arial" w:eastAsia="Arial"/>
+          <w:b w:val="0"/>
+          <w:sz w:val="22"/>
+        </w:rPr>
+        <w:t>B  0.0900 M</w:t>
+      </w:r>
+    </w:p>
+    <w:p>
+      <w:pPr>
+        <w:spacing w:after="20" w:before="0" w:line="240" w:lineRule="auto"/>
+      </w:pPr>
+      <w:r>
+        <w:rPr>
+          <w:rFonts w:ascii="Arial" w:hAnsi="Arial" w:eastAsia="Arial"/>
+          <w:b w:val="0"/>
+          <w:sz w:val="22"/>
+        </w:rPr>
+        <w:t>C  0.225 M</w:t>
+      </w:r>
+    </w:p>
+    <w:p>
+      <w:pPr>
+        <w:spacing w:after="20" w:before="0" w:line="240" w:lineRule="auto"/>
+      </w:pPr>
+      <w:r>
+        <w:rPr>
+          <w:rFonts w:ascii="Arial" w:hAnsi="Arial" w:eastAsia="Arial"/>
+          <w:b w:val="0"/>
+          <w:sz w:val="22"/>
+        </w:rPr>
+        <w:t>D  0.0450 M</w:t>
+      </w:r>
+    </w:p>
+    <w:p>
+      <w:pPr>
+        <w:spacing w:after="0" w:before="0" w:line="240" w:lineRule="auto"/>
+      </w:pPr>
+    </w:p>
+    <w:p>
+      <w:pPr>
+        <w:spacing w:after="40" w:before="80" w:line="240" w:lineRule="auto"/>
+        <w:tabs>
+          <w:tab w:val="right" w:pos="9072"/>
+        </w:tabs>
+      </w:pPr>
+      <w:r>
+        <w:rPr>
+          <w:rFonts w:ascii="Arial" w:hAnsi="Arial" w:eastAsia="Arial"/>
+          <w:b w:val="0"/>
+          <w:sz w:val="22"/>
+        </w:rPr>
+        <w:t>5. Which indicator is most appropriate for titrating a weak acid (e.g. CH₃COOH) with a strong base (e.g. NaOH)?</w:t>
+      </w:r>
+      <w:r>
+        <w:tab/>
+      </w:r>
+      <w:r>
+        <w:rPr>
+          <w:rFonts w:ascii="Arial" w:hAnsi="Arial" w:eastAsia="Arial"/>
+          <w:b w:val="0"/>
+          <w:sz w:val="22"/>
+        </w:rPr>
+        <w:t>（   ）</w:t>
+      </w:r>
+    </w:p>
+    <w:p>
+      <w:pPr>
+        <w:spacing w:after="20" w:before="0" w:line="240" w:lineRule="auto"/>
+      </w:pPr>
+      <w:r>
+        <w:rPr>
+          <w:rFonts w:ascii="Arial" w:hAnsi="Arial" w:eastAsia="Arial"/>
+          <w:b w:val="0"/>
+          <w:sz w:val="22"/>
+        </w:rPr>
+        <w:t>A  Methyl orange (pH range 3.1-4.4)</w:t>
+      </w:r>
+    </w:p>
+    <w:p>
+      <w:pPr>
+        <w:spacing w:after="20" w:before="0" w:line="240" w:lineRule="auto"/>
+      </w:pPr>
+      <w:r>
+        <w:rPr>
+          <w:rFonts w:ascii="Arial" w:hAnsi="Arial" w:eastAsia="Arial"/>
+          <w:b w:val="0"/>
+          <w:sz w:val="22"/>
+        </w:rPr>
+        <w:t>B  Bromothymol blue (pH range 6.0-7.6)</w:t>
+      </w:r>
+    </w:p>
+    <w:p>
+      <w:pPr>
+        <w:spacing w:after="20" w:before="0" w:line="240" w:lineRule="auto"/>
+      </w:pPr>
+      <w:r>
+        <w:rPr>
+          <w:rFonts w:ascii="Arial" w:hAnsi="Arial" w:eastAsia="Arial"/>
+          <w:b w:val="0"/>
+          <w:sz w:val="22"/>
+        </w:rPr>
+        <w:t>C  Phenolphthalein (pH range 8.2-10.0)</w:t>
+      </w:r>
+    </w:p>
+    <w:p>
+      <w:pPr>
+        <w:spacing w:after="20" w:before="0" w:line="240" w:lineRule="auto"/>
+      </w:pPr>
+      <w:r>
+        <w:rPr>
+          <w:rFonts w:ascii="Arial" w:hAnsi="Arial" w:eastAsia="Arial"/>
+          <w:b w:val="0"/>
+          <w:sz w:val="22"/>
+        </w:rPr>
+        <w:t>D  Any indicator works equally well.</w:t>
+      </w:r>
+    </w:p>
+    <w:p>
+      <w:pPr>
+        <w:spacing w:after="0" w:before="0" w:line="240" w:lineRule="auto"/>
+      </w:pPr>
+    </w:p>
+    <w:p>
+      <w:pPr>
+        <w:spacing w:after="60" w:before="60" w:line="240" w:lineRule="auto"/>
+      </w:pPr>
+      <w:r>
+        <w:rPr>
+          <w:rFonts w:ascii="霞鹜文楷 Medium" w:hAnsi="霞鹜文楷 Medium" w:eastAsia="霞鹜文楷 Medium"/>
+          <w:b/>
+          <w:sz w:val="22"/>
+        </w:rPr>
         <w:t>3. 掌握水合物的实验测定</w:t>
       </w:r>
     </w:p>
@@ -685,7 +1103,7 @@
           <w:b/>
           <w:sz w:val="22"/>
         </w:rPr>
-        <w:t>Hydrated salt: CuSO4·xH2O → CuSO4(s) + xH2O(g) upon heating</w:t>
+        <w:t>Hydrated salt: CuSO₄·xH₂O → CuSO₄(s) + xH₂O(g) upon heating</w:t>
       </w:r>
     </w:p>
     <w:p>
@@ -698,7 +1116,7 @@
           <w:b/>
           <w:sz w:val="22"/>
         </w:rPr>
-        <w:t>x = moles H2O lost / moles anhydrous salt</w:t>
+        <w:t>x = moles H₂O lost / moles anhydrous salt</w:t>
       </w:r>
     </w:p>
     <w:p>
@@ -714,6 +1132,7 @@
         <w:t>Heat to constant mass: repeat heating until mass doesn't change</w:t>
       </w:r>
     </w:p>
+    <w:p/>
     <w:p>
       <w:pPr>
         <w:spacing w:after="40" w:before="80" w:line="240" w:lineRule="auto"/>
@@ -724,7 +1143,7 @@
           <w:b w:val="0"/>
           <w:sz w:val="22"/>
         </w:rPr>
-        <w:t>1. 2.50 g CuSO4·xH2O heated to constant mass. After heating: 1.60 g. (CuSO4=159.62, H2O=18.02)</w:t>
+        <w:t>1. 2.50 g CuSO₄·xH₂O heated to constant mass. After heating: 1.60 g. (CuSO₄=159.62, H₂O=18.02)</w:t>
       </w:r>
     </w:p>
     <w:p>
